--- a/lab_suite/labs/01_01_BeerCoasterTelegraph/submissions/answers.docx
+++ b/lab_suite/labs/01_01_BeerCoasterTelegraph/submissions/answers.docx
@@ -8,10 +8,22 @@
           <w:sz w:val="32"/>
           <w:szCs w:val="24"/>
         </w:rPr>
-        <w:t>Das Bierdeckel-Quiz</w:t>
-      </w:r>
-      <w:r>
-        <w:t xml:space="preserve">  - wir bauen einen Telegrafen mit Bierdeckeln!</w:t>
+        <w:t>Das Bierdeckel-</w:t>
+      </w:r>
+      <w:proofErr w:type="gramStart"/>
+      <w:r>
+        <w:rPr>
+          <w:sz w:val="32"/>
+          <w:szCs w:val="24"/>
+        </w:rPr>
+        <w:t>Quiz</w:t>
+      </w:r>
+      <w:r>
+        <w:t xml:space="preserve">  -</w:t>
+      </w:r>
+      <w:proofErr w:type="gramEnd"/>
+      <w:r>
+        <w:t xml:space="preserve"> wir bauen einen Telegrafen mit Bierdeckeln!</w:t>
       </w:r>
     </w:p>
     <w:p>
@@ -105,7 +117,15 @@
         <w:t>ü</w:t>
       </w:r>
       <w:r>
-        <w:t xml:space="preserve">gel einer Semaphore) und einer </w:t>
+        <w:t xml:space="preserve">gel </w:t>
+      </w:r>
+      <w:proofErr w:type="gramStart"/>
+      <w:r>
+        <w:t>einer Semaphore</w:t>
+      </w:r>
+      <w:proofErr w:type="gramEnd"/>
+      <w:r>
+        <w:t xml:space="preserve">) und einer </w:t>
       </w:r>
       <w:r>
         <w:rPr>
@@ -148,7 +168,15 @@
         <w:t>–</w:t>
       </w:r>
       <w:r>
-        <w:t xml:space="preserve"> und damit </w:t>
+        <w:t xml:space="preserve"> und </w:t>
+      </w:r>
+      <w:proofErr w:type="gramStart"/>
+      <w:r>
+        <w:t>damit</w:t>
+      </w:r>
+      <w:proofErr w:type="gramEnd"/>
+      <w:r>
+        <w:t xml:space="preserve"> </w:t>
       </w:r>
       <w:r>
         <w:rPr>
@@ -240,7 +268,11 @@
         <w:t xml:space="preserve"> Dabei haben wir eine begrenzte Anzahl von Bierdeckeln, die wir von einer beliebigen Anzahl verschiedener Brauerei auswählen können.</w:t>
       </w:r>
     </w:p>
-    <w:p/>
+    <w:p>
+      <w:r>
+        <w:br w:type="page"/>
+      </w:r>
+    </w:p>
     <w:p>
       <w:pPr>
         <w:rPr>
@@ -253,6 +285,7 @@
           <w:bCs/>
           <w:color w:val="0070C0"/>
         </w:rPr>
+        <w:lastRenderedPageBreak/>
         <w:t>Konkrete Fragestellung</w:t>
       </w:r>
       <w:r>
@@ -277,36 +310,267 @@
         <w:rPr>
           <w:color w:val="0070C0"/>
         </w:rPr>
-        <w:t>von wie vielen Brauereien müssen wir die Bierdeckel auswählen, damit wir mit dem Bierdeckel-Telegrafen den höchsten Informationsgehalt pro Bierdeckelkombination erzielen?</w:t>
+        <w:t xml:space="preserve">von wie vielen Brauereien </w:t>
+      </w:r>
+      <w:proofErr w:type="gramStart"/>
+      <w:r>
+        <w:rPr>
+          <w:color w:val="0070C0"/>
+        </w:rPr>
+        <w:t>müssen</w:t>
+      </w:r>
+      <w:proofErr w:type="gramEnd"/>
+      <w:r>
+        <w:rPr>
+          <w:color w:val="0070C0"/>
+        </w:rPr>
+        <w:t xml:space="preserve"> wir die Bierdeckel auswählen, damit wir mit dem Bierdeckel-Telegrafen den höchsten Informationsgehalt pro Bierdeckelkombination erzielen?</w:t>
+      </w:r>
+      <w:r>
+        <w:rPr>
+          <w:color w:val="0070C0"/>
+        </w:rPr>
+        <w:t xml:space="preserve"> (max. R = 30 Verschiedene Bierdeckel &amp; </w:t>
+      </w:r>
+      <w:r>
+        <w:rPr>
+          <w:color w:val="0070C0"/>
+        </w:rPr>
+        <w:t xml:space="preserve">nur B, die R </w:t>
+      </w:r>
+      <w:r>
+        <w:rPr>
+          <w:color w:val="0070C0"/>
+        </w:rPr>
+        <w:t xml:space="preserve">ganzzahlig </w:t>
+      </w:r>
+      <w:r>
+        <w:rPr>
+          <w:color w:val="0070C0"/>
+        </w:rPr>
+        <w:t>teilen: 1, 2, 3, 5, 6, 10, 15, 30</w:t>
+      </w:r>
+      <w:r>
+        <w:rPr>
+          <w:color w:val="0070C0"/>
+        </w:rPr>
+        <w:t>)</w:t>
       </w:r>
     </w:p>
     <w:p>
       <w:pPr>
-        <w:pStyle w:val="Listenabsatz"/>
-        <w:rPr>
-          <w:color w:val="0070C0"/>
+        <w:rPr>
+          <w:color w:val="000000" w:themeColor="text1"/>
         </w:rPr>
       </w:pPr>
+      <w:r>
+        <w:rPr>
+          <w:color w:val="000000" w:themeColor="text1"/>
+        </w:rPr>
+        <w:t>Das Maximum liegt bei 3 verschiedenen Brauereien:</w:t>
+      </w:r>
     </w:p>
     <w:p>
       <w:pPr>
-        <w:pStyle w:val="Listenabsatz"/>
-        <w:rPr>
-          <w:color w:val="0070C0"/>
+        <w:rPr>
+          <w:color w:val="000000" w:themeColor="text1"/>
         </w:rPr>
       </w:pPr>
       <w:r>
         <w:rPr>
-          <w:color w:val="0070C0"/>
-        </w:rPr>
-        <w:t xml:space="preserve">Von 3 </w:t>
+          <w:color w:val="000000" w:themeColor="text1"/>
+        </w:rPr>
+        <w:t>B = 3</w:t>
       </w:r>
     </w:p>
     <w:p>
       <w:pPr>
-        <w:pStyle w:val="Listenabsatz"/>
-        <w:rPr>
-          <w:color w:val="0070C0"/>
+        <w:rPr>
+          <w:color w:val="000000" w:themeColor="text1"/>
+        </w:rPr>
+      </w:pPr>
+      <w:r>
+        <w:rPr>
+          <w:color w:val="000000" w:themeColor="text1"/>
+        </w:rPr>
+        <w:t xml:space="preserve">n = </w:t>
+      </w:r>
+      <w:r>
+        <w:rPr>
+          <w:color w:val="000000" w:themeColor="text1"/>
+        </w:rPr>
+        <w:t>R</w:t>
+      </w:r>
+      <w:r>
+        <w:rPr>
+          <w:color w:val="000000" w:themeColor="text1"/>
+        </w:rPr>
+        <w:t>/B = 30/3 = 10</w:t>
+      </w:r>
+    </w:p>
+    <w:p>
+      <w:pPr>
+        <w:rPr>
+          <w:color w:val="000000" w:themeColor="text1"/>
+        </w:rPr>
+      </w:pPr>
+      <w:r>
+        <w:rPr>
+          <w:color w:val="000000" w:themeColor="text1"/>
+        </w:rPr>
+        <w:t xml:space="preserve">V = </w:t>
+      </w:r>
+      <w:proofErr w:type="spellStart"/>
+      <w:r>
+        <w:rPr>
+          <w:color w:val="000000" w:themeColor="text1"/>
+        </w:rPr>
+        <w:t>B</w:t>
+      </w:r>
+      <w:r>
+        <w:rPr>
+          <w:color w:val="000000" w:themeColor="text1"/>
+          <w:vertAlign w:val="superscript"/>
+        </w:rPr>
+        <w:t>n</w:t>
+      </w:r>
+      <w:proofErr w:type="spellEnd"/>
+      <w:r>
+        <w:rPr>
+          <w:color w:val="000000" w:themeColor="text1"/>
+        </w:rPr>
+        <w:t xml:space="preserve"> = 3</w:t>
+      </w:r>
+      <w:r>
+        <w:rPr>
+          <w:color w:val="000000" w:themeColor="text1"/>
+          <w:vertAlign w:val="superscript"/>
+        </w:rPr>
+        <w:t>10</w:t>
+      </w:r>
+      <w:r>
+        <w:rPr>
+          <w:color w:val="000000" w:themeColor="text1"/>
+        </w:rPr>
+        <w:t xml:space="preserve"> = </w:t>
+      </w:r>
+      <w:r>
+        <w:rPr>
+          <w:color w:val="000000" w:themeColor="text1"/>
+        </w:rPr>
+        <w:t>59049</w:t>
+      </w:r>
+    </w:p>
+    <w:p>
+      <w:pPr>
+        <w:rPr>
+          <w:color w:val="000000" w:themeColor="text1"/>
+        </w:rPr>
+      </w:pPr>
+      <w:r>
+        <w:rPr>
+          <w:color w:val="000000" w:themeColor="text1"/>
+        </w:rPr>
+        <w:t xml:space="preserve">G = </w:t>
+      </w:r>
+      <w:r>
+        <w:rPr>
+          <w:color w:val="000000" w:themeColor="text1"/>
+        </w:rPr>
+        <w:t>log</w:t>
+      </w:r>
+      <w:r>
+        <w:rPr>
+          <w:color w:val="000000" w:themeColor="text1"/>
+          <w:vertAlign w:val="subscript"/>
+        </w:rPr>
+        <w:t>2</w:t>
+      </w:r>
+      <w:r>
+        <w:rPr>
+          <w:color w:val="000000" w:themeColor="text1"/>
+        </w:rPr>
+        <w:t>(</w:t>
+      </w:r>
+      <w:r>
+        <w:rPr>
+          <w:color w:val="000000" w:themeColor="text1"/>
+        </w:rPr>
+        <w:t>V</w:t>
+      </w:r>
+      <w:r>
+        <w:rPr>
+          <w:color w:val="000000" w:themeColor="text1"/>
+        </w:rPr>
+        <w:t>)</w:t>
+      </w:r>
+      <w:r>
+        <w:rPr>
+          <w:color w:val="000000" w:themeColor="text1"/>
+        </w:rPr>
+        <w:t xml:space="preserve"> = </w:t>
+      </w:r>
+      <w:r>
+        <w:rPr>
+          <w:color w:val="000000" w:themeColor="text1"/>
+        </w:rPr>
+        <w:t>log</w:t>
+      </w:r>
+      <w:r>
+        <w:rPr>
+          <w:color w:val="000000" w:themeColor="text1"/>
+          <w:vertAlign w:val="subscript"/>
+        </w:rPr>
+        <w:t>2</w:t>
+      </w:r>
+      <w:r>
+        <w:rPr>
+          <w:color w:val="000000" w:themeColor="text1"/>
+        </w:rPr>
+        <w:t>(</w:t>
+      </w:r>
+      <w:r>
+        <w:rPr>
+          <w:color w:val="000000" w:themeColor="text1"/>
+        </w:rPr>
+        <w:t>59049</w:t>
+      </w:r>
+      <w:r>
+        <w:rPr>
+          <w:color w:val="000000" w:themeColor="text1"/>
+        </w:rPr>
+        <w:t>)</w:t>
+      </w:r>
+      <w:r>
+        <w:rPr>
+          <w:color w:val="000000" w:themeColor="text1"/>
+        </w:rPr>
+        <w:t xml:space="preserve"> = </w:t>
+      </w:r>
+      <w:r>
+        <w:rPr>
+          <w:color w:val="000000" w:themeColor="text1"/>
+        </w:rPr>
+        <w:t>15.850</w:t>
+      </w:r>
+    </w:p>
+    <w:p>
+      <w:pPr>
+        <w:rPr>
+          <w:color w:val="000000" w:themeColor="text1"/>
+        </w:rPr>
+      </w:pPr>
+      <w:r>
+        <w:rPr>
+          <w:color w:val="000000" w:themeColor="text1"/>
+        </w:rPr>
+        <w:t>H = G (weil Gleichverteilung)</w:t>
+      </w:r>
+    </w:p>
+    <w:p>
+      <w:pPr>
+        <w:rPr>
+          <w:color w:val="000000" w:themeColor="text1"/>
         </w:rPr>
       </w:pPr>
     </w:p>
@@ -331,20 +595,27 @@
         <w:rPr>
           <w:color w:val="0070C0"/>
         </w:rPr>
-        <w:t>stücken (bzw. die Bierdeckeln zwischen 2 Nachrichten auszutauschen)</w:t>
-      </w:r>
-      <w:r>
-        <w:rPr>
-          <w:color w:val="0070C0"/>
-        </w:rPr>
-        <w:t xml:space="preserve">, dann </w:t>
-      </w:r>
-      <w:r>
-        <w:rPr>
-          <w:color w:val="0070C0"/>
-        </w:rPr>
-        <w:lastRenderedPageBreak/>
-        <w:t xml:space="preserve">lassen wir die </w:t>
+        <w:t xml:space="preserve">stücken (bzw. </w:t>
+      </w:r>
+      <w:proofErr w:type="gramStart"/>
+      <w:r>
+        <w:rPr>
+          <w:color w:val="0070C0"/>
+        </w:rPr>
+        <w:t>die Bierdeckeln</w:t>
+      </w:r>
+      <w:proofErr w:type="gramEnd"/>
+      <w:r>
+        <w:rPr>
+          <w:color w:val="0070C0"/>
+        </w:rPr>
+        <w:t xml:space="preserve"> zwischen 2 Nachrichten auszutauschen)</w:t>
+      </w:r>
+      <w:r>
+        <w:rPr>
+          <w:color w:val="0070C0"/>
+        </w:rPr>
+        <w:t xml:space="preserve">, dann lassen wir die </w:t>
       </w:r>
       <w:r>
         <w:rPr>
@@ -392,6 +663,179 @@
           <w:color w:val="0070C0"/>
         </w:rPr>
         <w:t xml:space="preserve"> kannst!</w:t>
+      </w:r>
+    </w:p>
+    <w:p>
+      <w:r>
+        <w:t>H=G=log</w:t>
+      </w:r>
+      <w:r>
+        <w:rPr>
+          <w:vertAlign w:val="subscript"/>
+        </w:rPr>
+        <w:t>2</w:t>
+      </w:r>
+      <w:r>
+        <w:t>(</w:t>
+      </w:r>
+      <w:proofErr w:type="gramStart"/>
+      <w:r>
+        <w:t>3</w:t>
+      </w:r>
+      <w:r>
+        <w:rPr>
+          <w:vertAlign w:val="superscript"/>
+        </w:rPr>
+        <w:t>10</w:t>
+      </w:r>
+      <w:r>
+        <w:t>)≈</w:t>
+      </w:r>
+      <w:proofErr w:type="gramEnd"/>
+      <w:r>
+        <w:t>15,85</w:t>
+      </w:r>
+      <w:r>
+        <w:t xml:space="preserve"> </w:t>
+      </w:r>
+      <w:proofErr w:type="spellStart"/>
+      <w:r>
+        <w:t>bit</w:t>
+      </w:r>
+      <w:proofErr w:type="spellEnd"/>
+    </w:p>
+    <w:p>
+      <w:proofErr w:type="spellStart"/>
+      <w:r>
+        <w:t>T</w:t>
+      </w:r>
+      <w:r>
+        <w:t>gesamt</w:t>
+      </w:r>
+      <w:proofErr w:type="spellEnd"/>
+      <w:r>
+        <w:rPr>
+          <w:rFonts w:ascii="Arial" w:hAnsi="Arial" w:cs="Arial"/>
+        </w:rPr>
+        <w:t xml:space="preserve"> </w:t>
+      </w:r>
+      <w:r>
+        <w:t>=</w:t>
+      </w:r>
+      <w:r>
+        <w:t xml:space="preserve"> </w:t>
+      </w:r>
+      <w:r>
+        <w:t>tBest</w:t>
+      </w:r>
+      <w:r>
+        <w:t>ü</w:t>
+      </w:r>
+      <w:r>
+        <w:t>cken+10s</w:t>
+      </w:r>
+      <w:r>
+        <w:t xml:space="preserve"> = </w:t>
+      </w:r>
+      <w:proofErr w:type="spellStart"/>
+      <w:r>
+        <w:t>zb</w:t>
+      </w:r>
+      <w:proofErr w:type="spellEnd"/>
+      <w:r>
+        <w:t xml:space="preserve"> </w:t>
+      </w:r>
+      <w:r>
+        <w:t>20</w:t>
+      </w:r>
+      <w:r>
+        <w:t xml:space="preserve"> s</w:t>
+      </w:r>
+    </w:p>
+    <w:p>
+      <w:pPr>
+        <w:rPr>
+          <w:rFonts w:ascii="Arial" w:hAnsi="Arial" w:cs="Arial"/>
+        </w:rPr>
+      </w:pPr>
+      <w:r>
+        <w:t>Datenrate=Zeit</w:t>
+      </w:r>
+      <w:r>
+        <w:t xml:space="preserve"> </w:t>
+      </w:r>
+      <w:r>
+        <w:t>pro</w:t>
+      </w:r>
+      <w:r>
+        <w:t xml:space="preserve"> </w:t>
+      </w:r>
+      <w:r>
+        <w:t>Nachricht</w:t>
+      </w:r>
+      <w:r>
+        <w:t>/</w:t>
+      </w:r>
+      <w:r>
+        <w:t>Information</w:t>
+      </w:r>
+      <w:r>
+        <w:t xml:space="preserve"> </w:t>
+      </w:r>
+      <w:r>
+        <w:t>pro</w:t>
+      </w:r>
+      <w:r>
+        <w:t xml:space="preserve"> </w:t>
+      </w:r>
+      <w:r>
+        <w:t>Nachricht</w:t>
+      </w:r>
+      <w:r>
+        <w:rPr>
+          <w:rFonts w:ascii="Arial" w:hAnsi="Arial" w:cs="Arial"/>
+        </w:rPr>
+        <w:t xml:space="preserve"> = H/t = 15,85 </w:t>
+      </w:r>
+      <w:proofErr w:type="spellStart"/>
+      <w:r>
+        <w:rPr>
+          <w:rFonts w:ascii="Arial" w:hAnsi="Arial" w:cs="Arial"/>
+        </w:rPr>
+        <w:t>bit</w:t>
+      </w:r>
+      <w:proofErr w:type="spellEnd"/>
+      <w:r>
+        <w:rPr>
+          <w:rFonts w:ascii="Arial" w:hAnsi="Arial" w:cs="Arial"/>
+        </w:rPr>
+        <w:t xml:space="preserve">/15 s = </w:t>
+      </w:r>
+      <w:r>
+        <w:rPr>
+          <w:rFonts w:ascii="Arial" w:hAnsi="Arial" w:cs="Arial"/>
+        </w:rPr>
+        <w:t>0,79</w:t>
+      </w:r>
+      <w:r>
+        <w:rPr>
+          <w:rFonts w:ascii="Arial" w:hAnsi="Arial" w:cs="Arial"/>
+        </w:rPr>
+        <w:t xml:space="preserve"> </w:t>
+      </w:r>
+      <w:proofErr w:type="spellStart"/>
+      <w:r>
+        <w:rPr>
+          <w:rFonts w:ascii="Arial" w:hAnsi="Arial" w:cs="Arial"/>
+        </w:rPr>
+        <w:t>bit</w:t>
+      </w:r>
+      <w:proofErr w:type="spellEnd"/>
+      <w:r>
+        <w:rPr>
+          <w:rFonts w:ascii="Arial" w:hAnsi="Arial" w:cs="Arial"/>
+        </w:rPr>
+        <w:t>/s</w:t>
       </w:r>
     </w:p>
     <w:p/>
@@ -924,7 +1368,7 @@
   <w:style w:type="paragraph" w:default="1" w:styleId="Standard">
     <w:name w:val="Normal"/>
     <w:qFormat/>
-    <w:rsid w:val="00EA584B"/>
+    <w:rsid w:val="00D07E9C"/>
   </w:style>
   <w:style w:type="paragraph" w:styleId="berschrift1">
     <w:name w:val="heading 1"/>
@@ -1128,7 +1572,6 @@
   <w:style w:type="character" w:default="1" w:styleId="Absatz-Standardschriftart">
     <w:name w:val="Default Paragraph Font"/>
     <w:uiPriority w:val="1"/>
-    <w:semiHidden/>
     <w:unhideWhenUsed/>
   </w:style>
   <w:style w:type="table" w:default="1" w:styleId="NormaleTabelle">

--- a/lab_suite/labs/01_01_BeerCoasterTelegraph/submissions/answers.docx
+++ b/lab_suite/labs/01_01_BeerCoasterTelegraph/submissions/answers.docx
@@ -8,22 +8,10 @@
           <w:sz w:val="32"/>
           <w:szCs w:val="24"/>
         </w:rPr>
-        <w:t>Das Bierdeckel-</w:t>
-      </w:r>
-      <w:proofErr w:type="gramStart"/>
-      <w:r>
-        <w:rPr>
-          <w:sz w:val="32"/>
-          <w:szCs w:val="24"/>
-        </w:rPr>
-        <w:t>Quiz</w:t>
-      </w:r>
-      <w:r>
-        <w:t xml:space="preserve">  -</w:t>
-      </w:r>
-      <w:proofErr w:type="gramEnd"/>
-      <w:r>
-        <w:t xml:space="preserve"> wir bauen einen Telegrafen mit Bierdeckeln!</w:t>
+        <w:t>Das Bierdeckel-Quiz</w:t>
+      </w:r>
+      <w:r>
+        <w:t xml:space="preserve">  - wir bauen einen Telegrafen mit Bierdeckeln!</w:t>
       </w:r>
     </w:p>
     <w:p>
@@ -117,15 +105,7 @@
         <w:t>ü</w:t>
       </w:r>
       <w:r>
-        <w:t xml:space="preserve">gel </w:t>
-      </w:r>
-      <w:proofErr w:type="gramStart"/>
-      <w:r>
-        <w:t>einer Semaphore</w:t>
-      </w:r>
-      <w:proofErr w:type="gramEnd"/>
-      <w:r>
-        <w:t xml:space="preserve">) und einer </w:t>
+        <w:t xml:space="preserve">gel einer Semaphore) und einer </w:t>
       </w:r>
       <w:r>
         <w:rPr>
@@ -168,15 +148,7 @@
         <w:t>–</w:t>
       </w:r>
       <w:r>
-        <w:t xml:space="preserve"> und </w:t>
-      </w:r>
-      <w:proofErr w:type="gramStart"/>
-      <w:r>
-        <w:t>damit</w:t>
-      </w:r>
-      <w:proofErr w:type="gramEnd"/>
-      <w:r>
-        <w:t xml:space="preserve"> </w:t>
+        <w:t xml:space="preserve"> und damit </w:t>
       </w:r>
       <w:r>
         <w:rPr>
@@ -310,21 +282,7 @@
         <w:rPr>
           <w:color w:val="0070C0"/>
         </w:rPr>
-        <w:t xml:space="preserve">von wie vielen Brauereien </w:t>
-      </w:r>
-      <w:proofErr w:type="gramStart"/>
-      <w:r>
-        <w:rPr>
-          <w:color w:val="0070C0"/>
-        </w:rPr>
-        <w:t>müssen</w:t>
-      </w:r>
-      <w:proofErr w:type="gramEnd"/>
-      <w:r>
-        <w:rPr>
-          <w:color w:val="0070C0"/>
-        </w:rPr>
-        <w:t xml:space="preserve"> wir die Bierdeckel auswählen, damit wir mit dem Bierdeckel-Telegrafen den höchsten Informationsgehalt pro Bierdeckelkombination erzielen?</w:t>
+        <w:t>von wie vielen Brauereien müssen wir die Bierdeckel auswählen, damit wir mit dem Bierdeckel-Telegrafen den höchsten Informationsgehalt pro Bierdeckelkombination erzielen?</w:t>
       </w:r>
       <w:r>
         <w:rPr>
@@ -471,13 +429,7 @@
         <w:rPr>
           <w:color w:val="000000" w:themeColor="text1"/>
         </w:rPr>
-        <w:t xml:space="preserve">G = </w:t>
-      </w:r>
-      <w:r>
-        <w:rPr>
-          <w:color w:val="000000" w:themeColor="text1"/>
-        </w:rPr>
-        <w:t>log</w:t>
+        <w:t>G = log</w:t>
       </w:r>
       <w:r>
         <w:rPr>
@@ -490,31 +442,7 @@
         <w:rPr>
           <w:color w:val="000000" w:themeColor="text1"/>
         </w:rPr>
-        <w:t>(</w:t>
-      </w:r>
-      <w:r>
-        <w:rPr>
-          <w:color w:val="000000" w:themeColor="text1"/>
-        </w:rPr>
-        <w:t>V</w:t>
-      </w:r>
-      <w:r>
-        <w:rPr>
-          <w:color w:val="000000" w:themeColor="text1"/>
-        </w:rPr>
-        <w:t>)</w:t>
-      </w:r>
-      <w:r>
-        <w:rPr>
-          <w:color w:val="000000" w:themeColor="text1"/>
-        </w:rPr>
-        <w:t xml:space="preserve"> = </w:t>
-      </w:r>
-      <w:r>
-        <w:rPr>
-          <w:color w:val="000000" w:themeColor="text1"/>
-        </w:rPr>
-        <w:t>log</w:t>
+        <w:t>(V) = log</w:t>
       </w:r>
       <w:r>
         <w:rPr>
@@ -527,25 +455,7 @@
         <w:rPr>
           <w:color w:val="000000" w:themeColor="text1"/>
         </w:rPr>
-        <w:t>(</w:t>
-      </w:r>
-      <w:r>
-        <w:rPr>
-          <w:color w:val="000000" w:themeColor="text1"/>
-        </w:rPr>
-        <w:t>59049</w:t>
-      </w:r>
-      <w:r>
-        <w:rPr>
-          <w:color w:val="000000" w:themeColor="text1"/>
-        </w:rPr>
-        <w:t>)</w:t>
-      </w:r>
-      <w:r>
-        <w:rPr>
-          <w:color w:val="000000" w:themeColor="text1"/>
-        </w:rPr>
-        <w:t xml:space="preserve"> = </w:t>
+        <w:t xml:space="preserve">(59049) = </w:t>
       </w:r>
       <w:r>
         <w:rPr>
@@ -595,21 +505,7 @@
         <w:rPr>
           <w:color w:val="0070C0"/>
         </w:rPr>
-        <w:t xml:space="preserve">stücken (bzw. </w:t>
-      </w:r>
-      <w:proofErr w:type="gramStart"/>
-      <w:r>
-        <w:rPr>
-          <w:color w:val="0070C0"/>
-        </w:rPr>
-        <w:t>die Bierdeckeln</w:t>
-      </w:r>
-      <w:proofErr w:type="gramEnd"/>
-      <w:r>
-        <w:rPr>
-          <w:color w:val="0070C0"/>
-        </w:rPr>
-        <w:t xml:space="preserve"> zwischen 2 Nachrichten auszutauschen)</w:t>
+        <w:t>stücken (bzw. die Bierdeckeln zwischen 2 Nachrichten auszutauschen)</w:t>
       </w:r>
       <w:r>
         <w:rPr>
@@ -676,11 +572,7 @@
         <w:t>2</w:t>
       </w:r>
       <w:r>
-        <w:t>(</w:t>
-      </w:r>
-      <w:proofErr w:type="gramStart"/>
-      <w:r>
-        <w:t>3</w:t>
+        <w:t>(3</w:t>
       </w:r>
       <w:r>
         <w:rPr>
@@ -689,11 +581,7 @@
         <w:t>10</w:t>
       </w:r>
       <w:r>
-        <w:t>)≈</w:t>
-      </w:r>
-      <w:proofErr w:type="gramEnd"/>
-      <w:r>
-        <w:t>15,85</w:t>
+        <w:t>)≈15,85</w:t>
       </w:r>
       <w:r>
         <w:t xml:space="preserve"> </w:t>
@@ -707,10 +595,7 @@
     <w:p>
       <w:proofErr w:type="spellStart"/>
       <w:r>
-        <w:t>T</w:t>
-      </w:r>
-      <w:r>
-        <w:t>gesamt</w:t>
+        <w:t>Tgesamt</w:t>
       </w:r>
       <w:proofErr w:type="spellEnd"/>
       <w:r>
@@ -809,7 +694,19 @@
         <w:rPr>
           <w:rFonts w:ascii="Arial" w:hAnsi="Arial" w:cs="Arial"/>
         </w:rPr>
-        <w:t xml:space="preserve">/15 s = </w:t>
+        <w:t>/</w:t>
+      </w:r>
+      <w:r>
+        <w:rPr>
+          <w:rFonts w:ascii="Arial" w:hAnsi="Arial" w:cs="Arial"/>
+        </w:rPr>
+        <w:t>20</w:t>
+      </w:r>
+      <w:r>
+        <w:rPr>
+          <w:rFonts w:ascii="Arial" w:hAnsi="Arial" w:cs="Arial"/>
+        </w:rPr>
+        <w:t xml:space="preserve"> s = </w:t>
       </w:r>
       <w:r>
         <w:rPr>
@@ -1572,6 +1469,7 @@
   <w:style w:type="character" w:default="1" w:styleId="Absatz-Standardschriftart">
     <w:name w:val="Default Paragraph Font"/>
     <w:uiPriority w:val="1"/>
+    <w:semiHidden/>
     <w:unhideWhenUsed/>
   </w:style>
   <w:style w:type="table" w:default="1" w:styleId="NormaleTabelle">
